--- a/kpluz/docxs/Biology 1/Q2_LE2.docx
+++ b/kpluz/docxs/Biology 1/Q2_LE2.docx
@@ -46,7 +46,7 @@
           <w:szCs w:val="24"/>
         </w:rPr>
         <w:pict>
-          <v:rect id="_x0000_i1032" style="width:0;height:.75pt" o:hralign="center" o:hrstd="t" o:hr="t" fillcolor="#a0a0a0" stroked="f"/>
+          <v:rect id="_x0000_i1025" style="width:0;height:.75pt" o:hralign="center" o:hrstd="t" o:hr="t" fillcolor="#a0a0a0" stroked="f"/>
         </w:pict>
       </w:r>
     </w:p>
@@ -89,18 +89,7 @@
           <w:sz w:val="24"/>
           <w:szCs w:val="24"/>
         </w:rPr>
-        <w:t xml:space="preserve">Photosynthesis is the foundation of almost every ecosystem. It is the process that fills </w:t>
-      </w:r>
-      <w:bookmarkStart w:id="0" w:name="_GoBack"/>
-      <w:bookmarkEnd w:id="0"/>
-      <w:r>
-        <w:rPr>
-          <w:rFonts w:ascii="Segoe UI" w:eastAsia="Times New Roman" w:hAnsi="Segoe UI" w:cs="Segoe UI"/>
-          <w:color w:val="0F1115"/>
-          <w:sz w:val="24"/>
-          <w:szCs w:val="24"/>
-        </w:rPr>
-        <w:t>the atmosphere with oxygen, removes carbon dioxide, and produces the organic molecules that feed the entire living world. This reading material explores the chemical reaction of photosynthesis, the balanced equation that describes it, the key processes of light-dependent and light-independent reactions, and how photosynthesis helps reduce carbon dioxide levels in the environment.</w:t>
+        <w:t>Photosynthesis is the foundation of almost every ecosystem. It is the process that fills the atmosphere with oxygen, removes carbon dioxide, and produces the organic molecules that feed the entire living world. This reading material explores the chemical reaction of photosynthesis, the balanced equation that describes it, the key processes of light-dependent and light-independent reactions, and how photosynthesis helps reduce carbon dioxide levels in the environment.</w:t>
       </w:r>
     </w:p>
     <w:p>
@@ -119,7 +108,7 @@
           <w:szCs w:val="24"/>
         </w:rPr>
         <w:pict>
-          <v:rect id="_x0000_i1025" style="width:0;height:.75pt" o:hralign="center" o:hrstd="t" o:hr="t" fillcolor="#a0a0a0" stroked="f"/>
+          <v:rect id="_x0000_i1026" style="width:0;height:.75pt" o:hralign="center" o:hrstd="t" o:hr="t" fillcolor="#a0a0a0" stroked="f"/>
         </w:pict>
       </w:r>
     </w:p>
@@ -770,7 +759,7 @@
           <w:szCs w:val="24"/>
         </w:rPr>
         <w:pict>
-          <v:rect id="_x0000_i1026" style="width:0;height:.75pt" o:hralign="center" o:hrstd="t" o:hr="t" fillcolor="#a0a0a0" stroked="f"/>
+          <v:rect id="_x0000_i1027" style="width:0;height:.75pt" o:hralign="center" o:hrstd="t" o:hr="t" fillcolor="#a0a0a0" stroked="f"/>
         </w:pict>
       </w:r>
     </w:p>
@@ -2315,7 +2304,7 @@
           <w:szCs w:val="24"/>
         </w:rPr>
         <w:pict>
-          <v:rect id="_x0000_i1027" style="width:0;height:.75pt" o:hralign="center" o:hrstd="t" o:hr="t" fillcolor="#a0a0a0" stroked="f"/>
+          <v:rect id="_x0000_i1028" style="width:0;height:.75pt" o:hralign="center" o:hrstd="t" o:hr="t" fillcolor="#a0a0a0" stroked="f"/>
         </w:pict>
       </w:r>
     </w:p>
@@ -2540,7 +2529,27 @@
           <w:szCs w:val="24"/>
         </w:rPr>
         <w:lastRenderedPageBreak/>
-        <w:t>The resulting six-carbon molecule immediately splits into two three-carbon molecules. Using energy from ATP and electrons from NADPH, these three-carbon molecules are converted into a three-carbon sugar called G3P. Some G3P molecules are used to build glucose and other organic compounds, while the remaining G3P molecules are recycled to regenerate RuBP so the cycle can continue. The main output of the Calvin cycle is CH₂O (a carbohydrate unit; six of these combine to form glucose, C₆H₁₂O₆).</w:t>
+        <w:t xml:space="preserve">The resulting six-carbon molecule immediately splits into two three-carbon molecules. Using energy from ATP and electrons from NADPH, these three-carbon molecules are converted into a three-carbon sugar called G3P. Some G3P molecules are used to build glucose and other organic compounds, while the remaining G3P molecules are recycled to regenerate RuBP so the cycle can continue. </w:t>
+      </w:r>
+      <w:r>
+        <w:rPr>
+          <w:rFonts w:ascii="Segoe UI" w:eastAsia="Times New Roman" w:hAnsi="Segoe UI" w:cs="Segoe UI"/>
+          <w:color w:val="0F1115"/>
+          <w:sz w:val="24"/>
+          <w:szCs w:val="24"/>
+        </w:rPr>
+        <w:t xml:space="preserve">The main output of the Calvin cycle is G3P (glyceraldehyde-3-phosphate). Two G3P molecules combine to form one glucose molecule (C₆H₁₂O₆). This is represented as CH₂O, which is the </w:t>
+      </w:r>
+      <w:bookmarkStart w:id="0" w:name="_GoBack"/>
+      <w:bookmarkEnd w:id="0"/>
+      <w:r>
+        <w:rPr>
+          <w:rFonts w:ascii="Segoe UI" w:eastAsia="Times New Roman" w:hAnsi="Segoe UI" w:cs="Segoe UI"/>
+          <w:color w:val="0F1115"/>
+          <w:sz w:val="24"/>
+          <w:szCs w:val="24"/>
+        </w:rPr>
+        <w:t>general formula for a carbohydrate unit, in the diagram below.</w:t>
       </w:r>
     </w:p>
     <w:p>
@@ -2651,7 +2660,7 @@
         </w:rPr>
         <w:lastRenderedPageBreak/>
         <w:pict>
-          <v:rect id="_x0000_i1028" style="width:0;height:.75pt" o:hralign="center" o:hrstd="t" o:hr="t" fillcolor="#a0a0a0" stroked="f"/>
+          <v:rect id="_x0000_i1029" style="width:0;height:.75pt" o:hralign="center" o:hrstd="t" o:hr="t" fillcolor="#a0a0a0" stroked="f"/>
         </w:pict>
       </w:r>
     </w:p>
@@ -3427,7 +3436,7 @@
           <w:szCs w:val="24"/>
         </w:rPr>
         <w:pict>
-          <v:rect id="_x0000_i1029" style="width:0;height:.75pt" o:hralign="center" o:hrstd="t" o:hr="t" fillcolor="#a0a0a0" stroked="f"/>
+          <v:rect id="_x0000_i1030" style="width:0;height:.75pt" o:hralign="center" o:hrstd="t" o:hr="t" fillcolor="#a0a0a0" stroked="f"/>
         </w:pict>
       </w:r>
     </w:p>
@@ -5753,7 +5762,7 @@
         </w:rPr>
         <w:lastRenderedPageBreak/>
         <w:pict>
-          <v:rect id="_x0000_i1030" style="width:0;height:.75pt" o:hralign="center" o:hrstd="t" o:hr="t" fillcolor="#a0a0a0" stroked="f"/>
+          <v:rect id="_x0000_i1031" style="width:0;height:.75pt" o:hralign="center" o:hrstd="t" o:hr="t" fillcolor="#a0a0a0" stroked="f"/>
         </w:pict>
       </w:r>
     </w:p>
@@ -6699,7 +6708,7 @@
         </w:rPr>
         <w:lastRenderedPageBreak/>
         <w:pict>
-          <v:rect id="_x0000_i1031" style="width:0;height:.75pt" o:hralign="center" o:hrstd="t" o:hr="t" fillcolor="#a0a0a0" stroked="f"/>
+          <v:rect id="_x0000_i1032" style="width:0;height:.75pt" o:hralign="center" o:hrstd="t" o:hr="t" fillcolor="#a0a0a0" stroked="f"/>
         </w:pict>
       </w:r>
     </w:p>
